--- a/fk8/DESCRIPCION.docx
+++ b/fk8/DESCRIPCION.docx
@@ -135,23 +135,57 @@
           <w:b/>
           <w:bCs/>
         </w:rPr>
-        <w:t>* Cocina italiana Aran Cucine</w:t>
-      </w:r>
-    </w:p>
-    <w:p>
-      <w:pPr>
-        <w:rPr>
-          <w:b/>
-          <w:bCs/>
-        </w:rPr>
-      </w:pPr>
-      <w:r>
-        <w:rPr>
-          <w:b/>
-          <w:bCs/>
-        </w:rPr>
-        <w:t>* Family room</w:t>
-      </w:r>
+        <w:t xml:space="preserve">* Cocina italiana Aran </w:t>
+      </w:r>
+      <w:proofErr w:type="spellStart"/>
+      <w:r>
+        <w:rPr>
+          <w:b/>
+          <w:bCs/>
+        </w:rPr>
+        <w:t>Cucine</w:t>
+      </w:r>
+      <w:proofErr w:type="spellEnd"/>
+    </w:p>
+    <w:p>
+      <w:pPr>
+        <w:rPr>
+          <w:b/>
+          <w:bCs/>
+        </w:rPr>
+      </w:pPr>
+      <w:r>
+        <w:rPr>
+          <w:b/>
+          <w:bCs/>
+        </w:rPr>
+        <w:t xml:space="preserve">* </w:t>
+      </w:r>
+      <w:proofErr w:type="spellStart"/>
+      <w:r>
+        <w:rPr>
+          <w:b/>
+          <w:bCs/>
+        </w:rPr>
+        <w:t>Family</w:t>
+      </w:r>
+      <w:proofErr w:type="spellEnd"/>
+      <w:r>
+        <w:rPr>
+          <w:b/>
+          <w:bCs/>
+        </w:rPr>
+        <w:t xml:space="preserve"> </w:t>
+      </w:r>
+      <w:proofErr w:type="spellStart"/>
+      <w:r>
+        <w:rPr>
+          <w:b/>
+          <w:bCs/>
+        </w:rPr>
+        <w:t>room</w:t>
+      </w:r>
+      <w:proofErr w:type="spellEnd"/>
     </w:p>
     <w:p>
       <w:pPr>
@@ -180,7 +214,23 @@
           <w:b/>
           <w:bCs/>
         </w:rPr>
-        <w:t>* Jacuzzi y vestier en habitación principal</w:t>
+        <w:t xml:space="preserve">* Jacuzzi y </w:t>
+      </w:r>
+      <w:proofErr w:type="spellStart"/>
+      <w:r>
+        <w:rPr>
+          <w:b/>
+          <w:bCs/>
+        </w:rPr>
+        <w:t>vestier</w:t>
+      </w:r>
+      <w:proofErr w:type="spellEnd"/>
+      <w:r>
+        <w:rPr>
+          <w:b/>
+          <w:bCs/>
+        </w:rPr>
+        <w:t xml:space="preserve"> en habitación principal</w:t>
       </w:r>
     </w:p>
     <w:p>
@@ -255,6 +305,37 @@
           <w:b/>
           <w:bCs/>
         </w:rPr>
+        <w:t xml:space="preserve">* Suministro de agua por Hidrocapital desde </w:t>
+      </w:r>
+      <w:proofErr w:type="gramStart"/>
+      <w:r>
+        <w:rPr>
+          <w:b/>
+          <w:bCs/>
+        </w:rPr>
+        <w:t>Miércoles</w:t>
+      </w:r>
+      <w:proofErr w:type="gramEnd"/>
+      <w:r>
+        <w:rPr>
+          <w:b/>
+          <w:bCs/>
+        </w:rPr>
+        <w:t xml:space="preserve"> a Domingo corrido</w:t>
+      </w:r>
+    </w:p>
+    <w:p>
+      <w:pPr>
+        <w:rPr>
+          <w:b/>
+          <w:bCs/>
+        </w:rPr>
+      </w:pPr>
+      <w:r>
+        <w:rPr>
+          <w:b/>
+          <w:bCs/>
+        </w:rPr>
         <w:t>* Urbanización privada con doble vigilancia</w:t>
       </w:r>
     </w:p>
@@ -298,29 +379,128 @@
           <w:b/>
           <w:bCs/>
         </w:rPr>
-        <w:t>00 USD*</w:t>
-      </w:r>
-    </w:p>
-    <w:p>
-      <w:pPr>
-        <w:rPr>
-          <w:b/>
-          <w:bCs/>
-        </w:rPr>
-      </w:pPr>
-    </w:p>
-    <w:p>
-      <w:pPr>
-        <w:rPr>
-          <w:b/>
-          <w:bCs/>
-        </w:rPr>
-      </w:pPr>
-      <w:r>
-        <w:rPr>
-          <w:b/>
-          <w:bCs/>
-        </w:rPr>
+        <w:t>99,99</w:t>
+      </w:r>
+      <w:r>
+        <w:rPr>
+          <w:b/>
+          <w:bCs/>
+        </w:rPr>
+        <w:t xml:space="preserve"> USD*</w:t>
+      </w:r>
+    </w:p>
+    <w:p>
+      <w:pPr>
+        <w:rPr>
+          <w:b/>
+          <w:bCs/>
+        </w:rPr>
+      </w:pPr>
+    </w:p>
+    <w:p>
+      <w:pPr>
+        <w:rPr>
+          <w:b/>
+          <w:bCs/>
+        </w:rPr>
+      </w:pPr>
+      <w:r>
+        <w:rPr>
+          <w:b/>
+          <w:bCs/>
+        </w:rPr>
+        <w:t>Condiciones de venta:</w:t>
+      </w:r>
+    </w:p>
+    <w:p>
+      <w:pPr>
+        <w:rPr>
+          <w:b/>
+          <w:bCs/>
+        </w:rPr>
+      </w:pPr>
+      <w:r>
+        <w:rPr>
+          <w:b/>
+          <w:bCs/>
+        </w:rPr>
+        <w:t>FORMA DE PAGO: 50% en efectivo y 50% transferencia a Republica Dominicana</w:t>
+      </w:r>
+    </w:p>
+    <w:p>
+      <w:pPr>
+        <w:rPr>
+          <w:b/>
+          <w:bCs/>
+        </w:rPr>
+      </w:pPr>
+      <w:r>
+        <w:rPr>
+          <w:b/>
+          <w:bCs/>
+        </w:rPr>
+        <w:t>PLAZO DE ENTREGA: 3 Meses (pudiendo ser antes del plazo indicado, pero no más tiempo)</w:t>
+      </w:r>
+    </w:p>
+    <w:p>
+      <w:pPr>
+        <w:rPr>
+          <w:b/>
+          <w:bCs/>
+        </w:rPr>
+      </w:pPr>
+      <w:r>
+        <w:rPr>
+          <w:b/>
+          <w:bCs/>
+        </w:rPr>
+        <w:t>Monto mínimo para venta: $242.000 (no menos de eso)</w:t>
+      </w:r>
+    </w:p>
+    <w:p>
+      <w:pPr>
+        <w:rPr>
+          <w:b/>
+          <w:bCs/>
+        </w:rPr>
+      </w:pPr>
+      <w:r>
+        <w:rPr>
+          <w:b/>
+          <w:bCs/>
+        </w:rPr>
+        <w:t>Reserva: $40.000 como mínimo Aproximadamente el 17% del monto total.</w:t>
+      </w:r>
+    </w:p>
+    <w:p>
+      <w:pPr>
+        <w:rPr>
+          <w:b/>
+          <w:bCs/>
+        </w:rPr>
+      </w:pPr>
+    </w:p>
+    <w:p>
+      <w:pPr>
+        <w:rPr>
+          <w:b/>
+          <w:bCs/>
+        </w:rPr>
+      </w:pPr>
+    </w:p>
+    <w:p>
+      <w:pPr>
+        <w:rPr>
+          <w:b/>
+          <w:bCs/>
+        </w:rPr>
+      </w:pPr>
+      <w:r>
+        <w:rPr>
+          <w:b/>
+          <w:bCs/>
+        </w:rPr>
+        <w:lastRenderedPageBreak/>
         <w:t>Si buscas una casa amplia, elegante y con excelente clima en Caracas, esta propiedad puede ser ideal para tu familia. Realiza tu consulta para conocer más detalles y coordinar una visita.</w:t>
       </w:r>
     </w:p>
